--- a/external-content/docx/dzen/01-chto-ya-vizhu-v-kabinete.docx
+++ b/external-content/docx/dzen/01-chto-ya-vizhu-v-kabinete.docx
@@ -355,7 +355,7 @@
           <w:i/>
           <w:iCs/>
         </w:rPr>
-        <w:t xml:space="preserve">Я частный интернет-маркетолог, веду контекстную рекламу для малого бизнеса. Разбираю кабинеты и рассказываю, что в них происходит, на своём сайте: карацапов-даниил-маркетинг.рф</w:t>
+        <w:t xml:space="preserve">Я частный интернет-маркетолог, веду контекстную рекламу для малого бизнеса. Разбираю кабинеты и рассказываю, что в них происходит, на своём сайте: karatsapov.ru</w:t>
       </w:r>
     </w:p>
     <w:sectPr>

--- a/external-content/docx/dzen/01-chto-ya-vizhu-v-kabinete.docx
+++ b/external-content/docx/dzen/01-chto-ya-vizhu-v-kabinete.docx
@@ -71,7 +71,7 @@
         <w:spacing w:after="160" w:line="300"/>
       </w:pPr>
       <w:r>
-        <w:t xml:space="preserve">Такие люди кликают, смотрят и уходят. Вы за них платите. По моим наблюдениям, в кампании без минус-слов впустую уходит около трети бюджета.</w:t>
+        <w:t xml:space="preserve">Такие люди кликают, смотрят и уходят. Вы за них платите. По моим наблюдениям, в кампании без минус-слов впустую уходит до двух третей бюджета.</w:t>
       </w:r>
     </w:p>
     <w:p>

--- a/external-content/docx/dzen/01-chto-ya-vizhu-v-kabinete.docx
+++ b/external-content/docx/dzen/01-chto-ya-vizhu-v-kabinete.docx
@@ -90,6 +90,18 @@
     </w:p>
     <w:p>
       <w:pPr>
+        <w:spacing w:after="160" w:line="300"/>
+      </w:pPr>
+      <w:r>
+        <w:rPr>
+          <w:i/>
+          <w:iCs/>
+        </w:rPr>
+        <w:t xml:space="preserve">Подпись: Пустой список минус-слов в кампании. Так выглядит слив двух третей бюджета.</w:t>
+      </w:r>
+    </w:p>
+    <w:p>
+      <w:pPr>
         <w:pStyle w:val="Heading2"/>
         <w:spacing w:after="140" w:before="320"/>
       </w:pPr>
@@ -211,6 +223,18 @@
     </w:p>
     <w:p>
       <w:pPr>
+        <w:spacing w:after="160" w:line="300"/>
+      </w:pPr>
+      <w:r>
+        <w:rPr>
+          <w:i/>
+          <w:iCs/>
+        </w:rPr>
+        <w:t xml:space="preserve">Подпись: Поиск и РСЯ в одной кампании: разная логика, разная цена клика, общий бюджет.</w:t>
+      </w:r>
+    </w:p>
+    <w:p>
+      <w:pPr>
         <w:pStyle w:val="Heading2"/>
         <w:spacing w:after="140" w:before="320"/>
       </w:pPr>
@@ -328,6 +352,18 @@
           <w:color w:val="5C7A00"/>
         </w:rPr>
         <w:t xml:space="preserve">[ КАРТИНКА: dzen-01-chek.jpg — вставить файл из папки images, эту строку удалить ]</w:t>
+      </w:r>
+    </w:p>
+    <w:p>
+      <w:pPr>
+        <w:spacing w:after="160" w:line="300"/>
+      </w:pPr>
+      <w:r>
+        <w:rPr>
+          <w:i/>
+          <w:iCs/>
+        </w:rPr>
+        <w:t xml:space="preserve">Подпись: Чек-лист первой минуты: что смотреть в чужом кабинете и в каком порядке.</w:t>
       </w:r>
     </w:p>
     <w:p>

--- a/external-content/docx/dzen/01-chto-ya-vizhu-v-kabinete.docx
+++ b/external-content/docx/dzen/01-chto-ya-vizhu-v-kabinete.docx
@@ -9,6 +9,18 @@
       </w:pPr>
       <w:r>
         <w:t xml:space="preserve">Что я вижу в чужом рекламном кабинете в первую минуту</w:t>
+      </w:r>
+    </w:p>
+    <w:p>
+      <w:pPr>
+        <w:spacing w:after="160" w:line="300"/>
+      </w:pPr>
+      <w:r>
+        <w:rPr>
+          <w:i/>
+          <w:iCs/>
+        </w:rPr>
+        <w:t xml:space="preserve">Подпись обложки: Три места, по которым за минуту видно, настраивал кампанию специалист или её собрали на автомате.</w:t>
       </w:r>
     </w:p>
     <w:p>
